--- a/agent_instruction.docx
+++ b/agent_instruction.docx
@@ -707,7 +707,19 @@
               <w:rPr>
                 <w:rFonts w:ascii="Aptos" w:hAnsi="Aptos"/>
               </w:rPr>
-              <w:t>calgary_surf_water_tif</w:t>
+              <w:t>calgary_surf_water</w:t>
+            </w:r>
+            <w:r>
+              <w:rPr>
+                <w:rFonts w:ascii="Aptos" w:hAnsi="Aptos" w:hint="eastAsia"/>
+              </w:rPr>
+              <w:t>.</w:t>
+            </w:r>
+            <w:r>
+              <w:rPr>
+                <w:rFonts w:ascii="Aptos" w:hAnsi="Aptos"/>
+              </w:rPr>
+              <w:t>tif</w:t>
             </w:r>
             <w:proofErr w:type="spellEnd"/>
           </w:p>
@@ -843,7 +855,7 @@
           <w:p>
             <w:pPr>
               <w:rPr>
-                <w:rFonts w:ascii="Aptos" w:hAnsi="Aptos" w:hint="eastAsia"/>
+                <w:rFonts w:ascii="Aptos" w:hAnsi="Aptos"/>
                 <w:highlight w:val="yellow"/>
               </w:rPr>
             </w:pPr>
@@ -1811,7 +1823,7 @@
     <w:p>
       <w:pPr>
         <w:rPr>
-          <w:rFonts w:ascii="Aptos" w:hAnsi="Aptos" w:hint="eastAsia"/>
+          <w:rFonts w:ascii="Aptos" w:hAnsi="Aptos"/>
         </w:rPr>
       </w:pPr>
     </w:p>
